--- a/media/R2601/output_dir/bg/测试有效性充分性说明.docx
+++ b/media/R2601/output_dir/bg/测试有效性充分性说明.docx
@@ -269,7 +269,7 @@
           <w:sz w:val="24"/>
           <w:szCs w:val="24"/>
         </w:rPr>
-        <w:t xml:space="preserve">14</w:t>
+        <w:t xml:space="preserve">7</w:t>
       </w:r>
       <w:r>
         <w:rPr>
@@ -345,7 +345,7 @@
           <w:sz w:val="24"/>
           <w:szCs w:val="24"/>
         </w:rPr>
-        <w:t xml:space="preserve">20</w:t>
+        <w:t xml:space="preserve">9</w:t>
       </w:r>
       <w:r>
         <w:rPr>
@@ -361,7 +361,7 @@
           <w:sz w:val="24"/>
           <w:szCs w:val="24"/>
         </w:rPr>
-        <w:t xml:space="preserve">文档审查、静态分析、代码审查、功能测试、人机交互界面测试</w:t>
+        <w:t xml:space="preserve">文档审查、静态分析、代码审查、功能测试</w:t>
       </w:r>
       <w:r>
         <w:rPr>
@@ -377,7 +377,7 @@
           <w:sz w:val="24"/>
           <w:szCs w:val="24"/>
         </w:rPr>
-        <w:t xml:space="preserve">5</w:t>
+        <w:t xml:space="preserve">4</w:t>
       </w:r>
       <w:r>
         <w:rPr>

--- a/media/R2601/output_dir/bg/测试有效性充分性说明.docx
+++ b/media/R2601/output_dir/bg/测试有效性充分性说明.docx
@@ -269,7 +269,7 @@
           <w:sz w:val="24"/>
           <w:szCs w:val="24"/>
         </w:rPr>
-        <w:t xml:space="preserve">7</w:t>
+        <w:t xml:space="preserve">8</w:t>
       </w:r>
       <w:r>
         <w:rPr>
